--- a/04_Applications/SensiAI/resume/Resume.docx
+++ b/04_Applications/SensiAI/resume/Resume.docx
@@ -26,7 +26,7 @@
           <w:rFonts w:ascii="Arial" w:hAnsi="Arial"/>
           <w:sz w:val="16"/>
         </w:rPr>
-        <w:t>Cincinnati, OH | Open to Austin, TX (Relocating)</w:t>
+        <w:t>Cincinnati, OH | Open to Austin, TX and Remote</w:t>
       </w:r>
     </w:p>
     <w:p>
@@ -426,7 +426,7 @@
           <w:rFonts w:ascii="Arial" w:hAnsi="Arial"/>
           <w:sz w:val="17"/>
         </w:rPr>
-        <w:t>• Built a GPU-accelerated speech-to-text dictation application utilizing Python, OpenAI Whisper API, and NVIDIA CUDA.</w:t>
+        <w:t>• Built a GPU-accelerated speech-to-text dictation application utilizing Python, OpenAI Whisper for local inference, and NVIDIA CUDA.</w:t>
       </w:r>
     </w:p>
     <w:p>
